--- a/ОТЧЕТ ТИ1.docx
+++ b/ОТЧЕТ ТИ1.docx
@@ -249,13 +249,8 @@
       <w:r>
         <w:t xml:space="preserve">                                                                                                    </w:t>
       </w:r>
-      <w:proofErr w:type="spellStart"/>
-      <w:r>
-        <w:t>Болтак</w:t>
-      </w:r>
-      <w:proofErr w:type="spellEnd"/>
-      <w:r>
-        <w:t xml:space="preserve"> С. В.</w:t>
+      <w:r>
+        <w:t>Болтак С. В.</w:t>
       </w:r>
     </w:p>
     <w:p>
@@ -363,186 +358,141 @@
           <w:bCs/>
           <w:lang w:val="ru-BY"/>
         </w:rPr>
-        <w:t>«</w:t>
-      </w:r>
-      <w:proofErr w:type="spellStart"/>
+        <w:t>«столбцовый метод» </w:t>
+      </w:r>
+      <w:r>
+        <w:rPr>
+          <w:lang w:val="ru-BY"/>
+        </w:rPr>
+        <w:t>с одним ключевым словом, текст на русском языке;</w:t>
+      </w:r>
+    </w:p>
+    <w:p>
+      <w:pPr>
+        <w:spacing w:after="120" w:line="240" w:lineRule="auto"/>
+        <w:ind w:firstLine="720"/>
+        <w:contextualSpacing/>
+        <w:jc w:val="both"/>
+        <w:rPr>
+          <w:lang w:val="ru-BY"/>
+        </w:rPr>
+      </w:pPr>
+      <w:r>
+        <w:rPr>
+          <w:lang w:val="ru-BY"/>
+        </w:rPr>
+        <w:t>- алгоритм </w:t>
+      </w:r>
       <w:r>
         <w:rPr>
           <w:b/>
           <w:bCs/>
           <w:lang w:val="ru-BY"/>
         </w:rPr>
-        <w:t>столбцовый</w:t>
-      </w:r>
-      <w:proofErr w:type="spellEnd"/>
-      <w:r>
+        <w:t>Виженера, самогенерирующийся ключ,</w:t>
+      </w:r>
+      <w:r>
+        <w:rPr>
+          <w:lang w:val="ru-BY"/>
+        </w:rPr>
+        <w:t> текст на русском языке.</w:t>
+      </w:r>
+    </w:p>
+    <w:p>
+      <w:pPr>
+        <w:spacing w:after="120" w:line="240" w:lineRule="auto"/>
+        <w:ind w:firstLine="720"/>
+        <w:contextualSpacing/>
+        <w:jc w:val="both"/>
+        <w:rPr>
+          <w:lang w:val="ru-BY"/>
+        </w:rPr>
+      </w:pPr>
+      <w:r>
+        <w:rPr>
+          <w:lang w:val="ru-BY"/>
+        </w:rPr>
+        <w:t>Для всех алгоритмов ключ задается с клавиатуры пользователем.</w:t>
+      </w:r>
+    </w:p>
+    <w:p>
+      <w:pPr>
+        <w:spacing w:after="120" w:line="240" w:lineRule="auto"/>
+        <w:ind w:firstLine="720"/>
+        <w:contextualSpacing/>
+        <w:jc w:val="both"/>
+        <w:rPr>
+          <w:lang w:val="ru-BY"/>
+        </w:rPr>
+      </w:pPr>
+      <w:r>
+        <w:rPr>
+          <w:lang w:val="ru-BY"/>
+        </w:rPr>
+        <w:t>Программа должна игнорировать все символы, не являющиеся буквами заданного алфавита,  и шифровать только текст на заданном языке. Все алгоритмы должны быть реализованы в одной программе. Программа не должна быть написана в консольном режиме. Результат работы программы – зашифрованный/расшифрованный файл/ы. Кроме работы с файлами программа должна предоставлять ввод/вывод шифруемого текста с клавиатуры/на экран.</w:t>
+      </w:r>
+    </w:p>
+    <w:p>
+      <w:pPr>
+        <w:spacing w:after="120" w:line="240" w:lineRule="auto"/>
+        <w:ind w:firstLine="720"/>
+        <w:contextualSpacing/>
+        <w:jc w:val="both"/>
+        <w:rPr>
+          <w:lang w:val="ru-BY"/>
+        </w:rPr>
+      </w:pPr>
+    </w:p>
+    <w:p>
+      <w:pPr>
+        <w:spacing w:after="120" w:line="240" w:lineRule="auto"/>
+        <w:contextualSpacing/>
+        <w:jc w:val="center"/>
         <w:rPr>
           <w:b/>
           <w:bCs/>
           <w:lang w:val="ru-BY"/>
         </w:rPr>
-        <w:t xml:space="preserve"> метод» </w:t>
-      </w:r>
-      <w:r>
-        <w:rPr>
-          <w:lang w:val="ru-BY"/>
-        </w:rPr>
-        <w:t>с одним ключевым словом, текст на русском языке;</w:t>
-      </w:r>
-    </w:p>
-    <w:p>
-      <w:pPr>
-        <w:spacing w:after="120" w:line="240" w:lineRule="auto"/>
-        <w:ind w:firstLine="720"/>
-        <w:contextualSpacing/>
-        <w:jc w:val="both"/>
-        <w:rPr>
-          <w:lang w:val="ru-BY"/>
-        </w:rPr>
-      </w:pPr>
-      <w:r>
-        <w:rPr>
-          <w:lang w:val="ru-BY"/>
-        </w:rPr>
-        <w:t>- алгоритм </w:t>
-      </w:r>
-      <w:proofErr w:type="spellStart"/>
+      </w:pPr>
       <w:r>
         <w:rPr>
           <w:b/>
           <w:bCs/>
           <w:lang w:val="ru-BY"/>
         </w:rPr>
-        <w:t>Виженера</w:t>
-      </w:r>
-      <w:proofErr w:type="spellEnd"/>
+        <w:t>Тестирование</w:t>
+      </w:r>
       <w:r>
         <w:rPr>
           <w:b/>
           <w:bCs/>
           <w:lang w:val="ru-BY"/>
         </w:rPr>
-        <w:t>, самогенерирующийся ключ,</w:t>
-      </w:r>
-      <w:r>
-        <w:rPr>
-          <w:lang w:val="ru-BY"/>
-        </w:rPr>
-        <w:t> текст на русском языке.</w:t>
-      </w:r>
-    </w:p>
-    <w:p>
-      <w:pPr>
-        <w:spacing w:after="120" w:line="240" w:lineRule="auto"/>
-        <w:ind w:firstLine="720"/>
-        <w:contextualSpacing/>
-        <w:jc w:val="both"/>
-        <w:rPr>
-          <w:lang w:val="ru-BY"/>
-        </w:rPr>
-      </w:pPr>
-      <w:r>
-        <w:rPr>
-          <w:lang w:val="ru-BY"/>
-        </w:rPr>
-        <w:t>Для всех алгоритмов ключ задается с клавиатуры пользователем.</w:t>
-      </w:r>
-    </w:p>
-    <w:p>
-      <w:pPr>
-        <w:spacing w:after="120" w:line="240" w:lineRule="auto"/>
-        <w:ind w:firstLine="720"/>
-        <w:contextualSpacing/>
-        <w:jc w:val="both"/>
-        <w:rPr>
-          <w:lang w:val="ru-BY"/>
-        </w:rPr>
-      </w:pPr>
-      <w:r>
-        <w:rPr>
-          <w:lang w:val="ru-BY"/>
-        </w:rPr>
-        <w:t>Программа должна игнорировать все символы, не являющиеся буквами заданного алфавита,  и шифровать только текст на заданном языке. Все алгоритмы должны быть реализованы в одной программе. Программа не должна быть написана в консольном режиме. Результат работы программы – зашифрованный/расшифрованный файл/ы. Кроме работы с файлами программа должна предоставлять ввод/вывод шифруемого текста с клавиатуры/на экран.</w:t>
-      </w:r>
-    </w:p>
-    <w:p>
-      <w:pPr>
-        <w:spacing w:after="120" w:line="240" w:lineRule="auto"/>
-        <w:ind w:firstLine="720"/>
-        <w:contextualSpacing/>
-        <w:jc w:val="both"/>
-        <w:rPr>
-          <w:lang w:val="ru-BY"/>
-        </w:rPr>
-      </w:pPr>
-    </w:p>
-    <w:p>
-      <w:pPr>
-        <w:spacing w:after="120" w:line="240" w:lineRule="auto"/>
-        <w:contextualSpacing/>
-        <w:jc w:val="center"/>
+        <w:t xml:space="preserve"> столбцового метода</w:t>
+      </w:r>
+    </w:p>
+    <w:p>
+      <w:pPr>
+        <w:spacing w:after="120" w:line="240" w:lineRule="auto"/>
+        <w:contextualSpacing/>
         <w:rPr>
           <w:b/>
           <w:bCs/>
           <w:lang w:val="ru-BY"/>
         </w:rPr>
       </w:pPr>
-      <w:r>
-        <w:rPr>
-          <w:b/>
-          <w:bCs/>
-          <w:lang w:val="ru-BY"/>
-        </w:rPr>
-        <w:t>Тестирование</w:t>
-      </w:r>
-      <w:r>
-        <w:rPr>
-          <w:b/>
-          <w:bCs/>
-          <w:lang w:val="ru-BY"/>
-        </w:rPr>
-        <w:t xml:space="preserve"> </w:t>
-      </w:r>
-      <w:proofErr w:type="spellStart"/>
-      <w:r>
-        <w:rPr>
-          <w:b/>
-          <w:bCs/>
-          <w:lang w:val="ru-BY"/>
-        </w:rPr>
-        <w:t>столбцового</w:t>
-      </w:r>
-      <w:proofErr w:type="spellEnd"/>
-      <w:r>
-        <w:rPr>
-          <w:b/>
-          <w:bCs/>
-          <w:lang w:val="ru-BY"/>
-        </w:rPr>
-        <w:t xml:space="preserve"> метода</w:t>
-      </w:r>
-    </w:p>
-    <w:p>
-      <w:pPr>
-        <w:spacing w:after="120" w:line="240" w:lineRule="auto"/>
-        <w:contextualSpacing/>
-        <w:rPr>
-          <w:b/>
-          <w:bCs/>
-          <w:lang w:val="ru-BY"/>
-        </w:rPr>
-      </w:pPr>
-    </w:p>
-    <w:p>
-      <w:pPr>
-        <w:spacing w:after="120" w:line="240" w:lineRule="auto"/>
-        <w:contextualSpacing/>
-        <w:rPr>
-          <w:lang w:val="ru-BY"/>
-        </w:rPr>
-      </w:pPr>
-      <w:r>
-        <w:rPr>
+    </w:p>
+    <w:p>
+      <w:pPr>
+        <w:spacing w:after="120" w:line="240" w:lineRule="auto"/>
+        <w:contextualSpacing/>
+        <w:rPr>
+          <w:lang w:val="ru-BY"/>
+        </w:rPr>
+      </w:pPr>
+      <w:r>
+        <w:rPr>
+          <w:noProof/>
           <w:lang w:val="ru-BY"/>
         </w:rPr>
         <w:drawing>
@@ -592,6 +542,7 @@
       </w:pPr>
       <w:r>
         <w:rPr>
+          <w:noProof/>
           <w:lang w:val="ru-BY"/>
         </w:rPr>
         <w:drawing>
@@ -1111,6 +1062,7 @@
         <w:rPr>
           <w:b/>
           <w:bCs/>
+          <w:noProof/>
           <w:lang w:val="ru-BY"/>
         </w:rPr>
         <w:drawing>
@@ -1160,6 +1112,7 @@
       </w:pPr>
       <w:r>
         <w:rPr>
+          <w:noProof/>
           <w:lang w:val="ru-BY"/>
         </w:rPr>
         <w:drawing>
@@ -1841,6 +1794,7 @@
       </w:pPr>
       <w:r>
         <w:rPr>
+          <w:noProof/>
           <w:lang w:val="ru-BY"/>
         </w:rPr>
         <w:lastRenderedPageBreak/>
@@ -1891,6 +1845,7 @@
       </w:pPr>
       <w:r>
         <w:rPr>
+          <w:noProof/>
           <w:lang w:val="ru-BY"/>
         </w:rPr>
         <w:drawing>
@@ -2384,6 +2339,7 @@
       </w:pPr>
       <w:r>
         <w:rPr>
+          <w:noProof/>
           <w:lang w:val="ru-BY"/>
         </w:rPr>
         <w:lastRenderedPageBreak/>
@@ -2434,6 +2390,7 @@
       </w:pPr>
       <w:r>
         <w:rPr>
+          <w:noProof/>
           <w:lang w:val="ru-BY"/>
         </w:rPr>
         <w:drawing>
@@ -3054,38 +3011,29 @@
           <w:lang w:val="ru-BY"/>
         </w:rPr>
         <w:lastRenderedPageBreak/>
-        <w:t xml:space="preserve">Тестирование метода </w:t>
-      </w:r>
-      <w:proofErr w:type="spellStart"/>
-      <w:r>
-        <w:rPr>
-          <w:b/>
-          <w:bCs/>
-          <w:lang w:val="ru-BY"/>
-        </w:rPr>
-        <w:t>Виженера</w:t>
-      </w:r>
-      <w:proofErr w:type="spellEnd"/>
-    </w:p>
-    <w:p>
-      <w:pPr>
-        <w:spacing w:after="120" w:line="240" w:lineRule="auto"/>
-        <w:contextualSpacing/>
-        <w:rPr>
-          <w:lang w:val="ru-BY"/>
-        </w:rPr>
-      </w:pPr>
-    </w:p>
-    <w:p>
-      <w:pPr>
-        <w:spacing w:after="120" w:line="240" w:lineRule="auto"/>
-        <w:contextualSpacing/>
-        <w:rPr>
-          <w:lang w:val="ru-BY"/>
-        </w:rPr>
-      </w:pPr>
-      <w:r>
-        <w:rPr>
+        <w:t>Тестирование метода Виженера</w:t>
+      </w:r>
+    </w:p>
+    <w:p>
+      <w:pPr>
+        <w:spacing w:after="120" w:line="240" w:lineRule="auto"/>
+        <w:contextualSpacing/>
+        <w:rPr>
+          <w:lang w:val="ru-BY"/>
+        </w:rPr>
+      </w:pPr>
+    </w:p>
+    <w:p>
+      <w:pPr>
+        <w:spacing w:after="120" w:line="240" w:lineRule="auto"/>
+        <w:contextualSpacing/>
+        <w:rPr>
+          <w:lang w:val="ru-BY"/>
+        </w:rPr>
+      </w:pPr>
+      <w:r>
+        <w:rPr>
+          <w:noProof/>
           <w:lang w:val="ru-BY"/>
         </w:rPr>
         <w:drawing>
@@ -3135,6 +3083,7 @@
       </w:pPr>
       <w:r>
         <w:rPr>
+          <w:noProof/>
           <w:lang w:val="ru-BY"/>
         </w:rPr>
         <w:drawing>
@@ -4311,6 +4260,7 @@
       </w:pPr>
       <w:r>
         <w:rPr>
+          <w:noProof/>
           <w:lang w:val="ru-BY"/>
         </w:rPr>
         <w:drawing>
@@ -4360,6 +4310,7 @@
       </w:pPr>
       <w:r>
         <w:rPr>
+          <w:noProof/>
           <w:lang w:val="ru-BY"/>
         </w:rPr>
         <w:lastRenderedPageBreak/>
@@ -4693,6 +4644,7 @@
       </w:pPr>
       <w:r>
         <w:rPr>
+          <w:noProof/>
           <w:lang w:val="ru-BY"/>
         </w:rPr>
         <w:drawing>
@@ -4742,6 +4694,7 @@
       </w:pPr>
       <w:r>
         <w:rPr>
+          <w:noProof/>
           <w:lang w:val="ru-BY"/>
         </w:rPr>
         <w:drawing>
@@ -5156,6 +5109,7 @@
       </w:pPr>
       <w:r>
         <w:rPr>
+          <w:noProof/>
           <w:lang w:val="ru-BY"/>
         </w:rPr>
         <w:drawing>
@@ -5214,6 +5168,7 @@
       </w:pPr>
       <w:r>
         <w:rPr>
+          <w:noProof/>
           <w:lang w:val="ru-BY"/>
         </w:rPr>
         <w:drawing>
@@ -5263,6 +5218,7 @@
       </w:pPr>
       <w:r>
         <w:rPr>
+          <w:noProof/>
           <w:lang w:val="ru-BY"/>
         </w:rPr>
         <w:drawing>
@@ -5300,6 +5256,81 @@
             </a:graphic>
           </wp:inline>
         </w:drawing>
+      </w:r>
+    </w:p>
+    <w:p>
+      <w:pPr>
+        <w:spacing w:after="120" w:line="240" w:lineRule="auto"/>
+        <w:contextualSpacing/>
+        <w:rPr>
+          <w:lang w:val="ru-BY"/>
+        </w:rPr>
+      </w:pPr>
+    </w:p>
+    <w:p>
+      <w:pPr>
+        <w:spacing w:after="120" w:line="240" w:lineRule="auto"/>
+        <w:contextualSpacing/>
+        <w:jc w:val="center"/>
+        <w:rPr>
+          <w:b/>
+          <w:bCs/>
+          <w:lang w:val="ru-BY"/>
+        </w:rPr>
+      </w:pPr>
+      <w:r>
+        <w:rPr>
+          <w:b/>
+          <w:bCs/>
+          <w:lang w:val="ru-BY"/>
+        </w:rPr>
+        <w:lastRenderedPageBreak/>
+        <w:t>Вывод</w:t>
+      </w:r>
+    </w:p>
+    <w:p>
+      <w:pPr>
+        <w:spacing w:after="120" w:line="240" w:lineRule="auto"/>
+        <w:contextualSpacing/>
+        <w:jc w:val="both"/>
+        <w:rPr>
+          <w:lang w:val="ru-BY"/>
+        </w:rPr>
+      </w:pPr>
+      <w:r>
+        <w:rPr>
+          <w:b/>
+          <w:bCs/>
+        </w:rPr>
+        <w:t>Столбцовый метод:</w:t>
+      </w:r>
+      <w:r>
+        <w:t> простая перестановка символов, сложность взлома зависит от длины и уникальности ключа, уязвим при коротком ключе.</w:t>
+      </w:r>
+      <w:r>
+        <w:br/>
+      </w:r>
+      <w:r>
+        <w:rPr>
+          <w:b/>
+          <w:bCs/>
+        </w:rPr>
+        <w:t>Метод Виженера:</w:t>
+      </w:r>
+      <w:r>
+        <w:t xml:space="preserve"> многоалфавитная подстановка, </w:t>
+      </w:r>
+      <w:r>
+        <w:t>простая реализация,</w:t>
+      </w:r>
+      <w:r>
+        <w:t xml:space="preserve"> устойчивее к частотному анализу, самогенерирующийся ключ повышает надёжность.</w:t>
+      </w:r>
+      <w:r>
+        <w:t xml:space="preserve"> Буква А в ключе не изменяет соответствующий символ текста</w:t>
+      </w:r>
+      <w:r>
+        <w:t>.</w:t>
       </w:r>
     </w:p>
     <w:sectPr>
